--- a/scripts/main_script.docx
+++ b/scripts/main_script.docx
@@ -32,7 +32,7 @@
         <w:pStyle w:val="BodyText"/>
       </w:pPr>
       <w:r>
-        <w:t xml:space="preserve">check the range and project list</w:t>
+        <w:t xml:space="preserve">check the range and project list - enter/change your project here</w:t>
       </w:r>
     </w:p>
     <w:p>
@@ -43,7 +43,7 @@
         <w:rPr>
           <w:rStyle w:val="VerbatimChar"/>
         </w:rPr>
-        <w:t xml:space="preserve">[1] "2025-03-11 12:43:00 EDT" "2025-11-22 12:15:00 EST"</w:t>
+        <w:t xml:space="preserve">[1] "2025-03-11 16:43:00 EDT" "2025-11-22 17:15:00 EST"</w:t>
       </w:r>
     </w:p>
     <w:p>
@@ -162,7 +162,7 @@
         <w:rPr>
           <w:rStyle w:val="VerbatimChar"/>
         </w:rPr>
-        <w:t xml:space="preserve">[13] "Ischua Creek"                                     </w:t>
+        <w:t xml:space="preserve">[13] "Stream Probability Sampling 2024-2025"            </w:t>
       </w:r>
       <w:r>
         <w:br/>
@@ -171,7 +171,7 @@
         <w:rPr>
           <w:rStyle w:val="VerbatimChar"/>
         </w:rPr>
-        <w:t xml:space="preserve">[14] "RIBS Screening - Ontario"                         </w:t>
+        <w:t xml:space="preserve">[14] "Ischua Creek"                                     </w:t>
       </w:r>
       <w:r>
         <w:br/>
@@ -180,7 +180,7 @@
         <w:rPr>
           <w:rStyle w:val="VerbatimChar"/>
         </w:rPr>
-        <w:t xml:space="preserve">[15] "DEER RIVER"                                       </w:t>
+        <w:t xml:space="preserve">[15] "RIBS Screening - Ontario"                         </w:t>
       </w:r>
       <w:r>
         <w:br/>
@@ -189,7 +189,7 @@
         <w:rPr>
           <w:rStyle w:val="VerbatimChar"/>
         </w:rPr>
-        <w:t xml:space="preserve">[16] "RIBS Screening - Mohawk"                          </w:t>
+        <w:t xml:space="preserve">[16] "RMN"                                              </w:t>
       </w:r>
       <w:r>
         <w:br/>
@@ -198,7 +198,7 @@
         <w:rPr>
           <w:rStyle w:val="VerbatimChar"/>
         </w:rPr>
-        <w:t xml:space="preserve">[17] "HREP Monitoring Unassessed Stream Segments (MUSS)"</w:t>
+        <w:t xml:space="preserve">[17] "DEER RIVER"                                       </w:t>
       </w:r>
       <w:r>
         <w:br/>
@@ -207,7 +207,7 @@
         <w:rPr>
           <w:rStyle w:val="VerbatimChar"/>
         </w:rPr>
-        <w:t xml:space="preserve">[18] "Sleepy Hollow Tributary Assessment"               </w:t>
+        <w:t xml:space="preserve">[18] "RIBS Screening - Mohawk"                          </w:t>
       </w:r>
       <w:r>
         <w:br/>
@@ -216,7 +216,25 @@
         <w:rPr>
           <w:rStyle w:val="VerbatimChar"/>
         </w:rPr>
-        <w:t xml:space="preserve">[19] "Tuxedo WeWah Tributary Assessment"                </w:t>
+        <w:t xml:space="preserve">[19] "HREP Monitoring Unassessed Stream Segments (MUSS)"</w:t>
+      </w:r>
+      <w:r>
+        <w:br/>
+      </w:r>
+      <w:r>
+        <w:rPr>
+          <w:rStyle w:val="VerbatimChar"/>
+        </w:rPr>
+        <w:t xml:space="preserve">[20] "Sleepy Hollow Tributary Assessment"               </w:t>
+      </w:r>
+      <w:r>
+        <w:br/>
+      </w:r>
+      <w:r>
+        <w:rPr>
+          <w:rStyle w:val="VerbatimChar"/>
+        </w:rPr>
+        <w:t xml:space="preserve">[21] "Tuxedo WeWah Tributary Assessment"                </w:t>
       </w:r>
     </w:p>
     <w:bookmarkStart w:id="20" w:name="changes-from-the-qapp"/>
